--- a/docs/labs/pr12/dk/reports/0302-pz01-dk.docx
+++ b/docs/labs/pr12/dk/reports/0302-pz01-dk.docx
@@ -887,6 +887,11 @@
       </w:r>
     </w:p>
     <w:p>
+      <w:r>
+        <w:t>19.10.2026 проверяющим назначен Тимофей Патрушев; назначение не является фактом проведённого review. Текущий порядок действий — review/TIMOFEY_REVIEW_GUIDE_RU.md.</w:t>
+      </w:r>
+    </w:p>
+    <w:p>
       <w:pPr>
         <w:pStyle w:val="1"/>
       </w:pPr>
@@ -1079,7 +1084,7 @@
                 <w:b w:val="0"/>
                 <w:sz w:val="20"/>
               </w:rPr>
-              <w:t>pr12-bootstrap-20261017-v2 → 94b78199c202a31bcb63326ae7f2a4748aa29360; bootstrap PR2 unmerged</w:t>
+              <w:t>pr12-bootstrap-20261017-v2 → 94b78199c202a31bcb63326ae7f2a4748aa29360; bootstrap PR #2 merged 19.10.2026 09:04 UTC</w:t>
             </w:r>
           </w:p>
         </w:tc>
@@ -3037,7 +3042,7 @@
     </w:p>
     <w:p>
       <w:r>
-        <w:t>Никита Будыкин (HIT-15) проверяет DK по ring; DK проверяет TP (HIT-12). В review/blind-scenarios.md шесть ситуаций, включая equality, revoked, Clock error, simultaneous expiry и unknown. Сначала реальные письменные ответы без устного пояснения, затем author oracle.md; сравнение/решения/retest. Фактических ответов пока нет, clarity не объявлена PASS.</w:t>
+        <w:t>По прямому назначению Дмитрия от 19.10.2026 Тимофей Патрушев (HIT-12, GitHub Tim1hik) проверяет DK; DK отдельно проверяет TP. Прежнее NB → DK заменено только для этого участка, запись review/reviewer-assignment.json. В review/blind-scenarios.md шесть ситуаций, включая equality, revoked, Clock error, simultaneous expiry и unknown. Сначала реальные письменные ответы без устного пояснения, затем author oracle.md; сравнение/решения/retest. Фактических ответов пока нет, clarity не объявлена PASS.</w:t>
       </w:r>
     </w:p>
     <w:p>
